--- a/docs/02_要件定義書/GU_ECsite_要件定義書_withai_v1.3_20260906.docx
+++ b/docs/02_要件定義書/GU_ECsite_要件定義書_withai_v1.3_20260906.docx
@@ -171,7 +171,6 @@
         <w:jc w:val="center"/>
         <w:tblLayout w:type="fixed"/>
         <w:tblLook w:firstColumn="1" w:firstRow="1" w:lastColumn="0" w:lastRow="0" w:noHBand="0" w:noVBand="1" w:val="04A0"/>
-        <w:tblInd w:w="928306" w:type="dxa"/>
       </w:tblPr>
       <w:tblGrid>
         <w:gridCol w:w="4873"/>
@@ -355,13 +354,13 @@
         <w:tblW w:type="auto" w:w="0"/>
         <w:jc w:val="center"/>
         <w:tblLayout w:type="fixed"/>
-        <w:tblLook w:firstColumn="1" w:firstRow="1" w:lastColumn="0" w:lastRow="0" w:noHBand="0" w:noVBand="1" w:val="04A0"/>
         <w:tblCellMar>
           <w:top w:w="20" w:type="dxa"/>
           <w:bottom w:w="20" w:type="dxa"/>
           <w:start w:w="60" w:type="dxa"/>
           <w:end w:w="60" w:type="dxa"/>
         </w:tblCellMar>
+        <w:tblLook w:firstColumn="1" w:firstRow="1" w:lastColumn="0" w:lastRow="0" w:noHBand="0" w:noVBand="1" w:val="04A0"/>
       </w:tblPr>
       <w:tblGrid>
         <w:gridCol w:w="1949"/>
@@ -930,13 +929,13 @@
         <w:tblW w:type="auto" w:w="0"/>
         <w:jc w:val="center"/>
         <w:tblLayout w:type="fixed"/>
-        <w:tblLook w:firstColumn="1" w:firstRow="1" w:lastColumn="0" w:lastRow="0" w:noHBand="0" w:noVBand="1" w:val="04A0"/>
         <w:tblCellMar>
           <w:top w:w="20" w:type="dxa"/>
           <w:bottom w:w="20" w:type="dxa"/>
           <w:start w:w="60" w:type="dxa"/>
           <w:end w:w="60" w:type="dxa"/>
         </w:tblCellMar>
+        <w:tblLook w:firstColumn="1" w:firstRow="1" w:lastColumn="0" w:lastRow="0" w:noHBand="0" w:noVBand="1" w:val="04A0"/>
       </w:tblPr>
       <w:tblGrid>
         <w:gridCol w:w="2436"/>
@@ -1312,13 +1311,13 @@
         <w:tblW w:type="auto" w:w="0"/>
         <w:jc w:val="center"/>
         <w:tblLayout w:type="fixed"/>
-        <w:tblLook w:firstColumn="1" w:firstRow="1" w:lastColumn="0" w:lastRow="0" w:noHBand="0" w:noVBand="1" w:val="04A0"/>
         <w:tblCellMar>
           <w:top w:w="20" w:type="dxa"/>
           <w:bottom w:w="20" w:type="dxa"/>
           <w:start w:w="60" w:type="dxa"/>
           <w:end w:w="60" w:type="dxa"/>
         </w:tblCellMar>
+        <w:tblLook w:firstColumn="1" w:firstRow="1" w:lastColumn="0" w:lastRow="0" w:noHBand="0" w:noVBand="1" w:val="04A0"/>
       </w:tblPr>
       <w:tblGrid>
         <w:gridCol w:w="3249"/>
@@ -2095,13 +2094,13 @@
         <w:tblW w:type="auto" w:w="0"/>
         <w:jc w:val="center"/>
         <w:tblLayout w:type="fixed"/>
-        <w:tblLook w:firstColumn="1" w:firstRow="1" w:lastColumn="0" w:lastRow="0" w:noHBand="0" w:noVBand="1" w:val="04A0"/>
         <w:tblCellMar>
           <w:top w:w="20" w:type="dxa"/>
           <w:bottom w:w="20" w:type="dxa"/>
           <w:start w:w="60" w:type="dxa"/>
           <w:end w:w="60" w:type="dxa"/>
         </w:tblCellMar>
+        <w:tblLook w:firstColumn="1" w:firstRow="1" w:lastColumn="0" w:lastRow="0" w:noHBand="0" w:noVBand="1" w:val="04A0"/>
       </w:tblPr>
       <w:tblGrid>
         <w:gridCol w:w="4873"/>
@@ -2697,13 +2696,13 @@
         <w:tblW w:type="auto" w:w="0"/>
         <w:jc w:val="center"/>
         <w:tblLayout w:type="fixed"/>
-        <w:tblLook w:firstColumn="1" w:firstRow="1" w:lastColumn="0" w:lastRow="0" w:noHBand="0" w:noVBand="1" w:val="04A0"/>
         <w:tblCellMar>
           <w:top w:w="20" w:type="dxa"/>
           <w:bottom w:w="20" w:type="dxa"/>
           <w:start w:w="60" w:type="dxa"/>
           <w:end w:w="60" w:type="dxa"/>
         </w:tblCellMar>
+        <w:tblLook w:firstColumn="1" w:firstRow="1" w:lastColumn="0" w:lastRow="0" w:noHBand="0" w:noVBand="1" w:val="04A0"/>
       </w:tblPr>
       <w:tblGrid>
         <w:gridCol w:w="2436"/>
@@ -5059,13 +5058,13 @@
         <w:tblW w:type="auto" w:w="0"/>
         <w:jc w:val="center"/>
         <w:tblLayout w:type="fixed"/>
-        <w:tblLook w:firstColumn="1" w:firstRow="1" w:lastColumn="0" w:lastRow="0" w:noHBand="0" w:noVBand="1" w:val="04A0"/>
         <w:tblCellMar>
           <w:top w:w="20" w:type="dxa"/>
           <w:bottom w:w="20" w:type="dxa"/>
           <w:start w:w="60" w:type="dxa"/>
           <w:end w:w="60" w:type="dxa"/>
         </w:tblCellMar>
+        <w:tblLook w:firstColumn="1" w:firstRow="1" w:lastColumn="0" w:lastRow="0" w:noHBand="0" w:noVBand="1" w:val="04A0"/>
       </w:tblPr>
       <w:tblGrid>
         <w:gridCol w:w="1624"/>
@@ -9853,13 +9852,13 @@
         <w:tblW w:type="auto" w:w="0"/>
         <w:jc w:val="center"/>
         <w:tblLayout w:type="fixed"/>
-        <w:tblLook w:firstColumn="1" w:firstRow="1" w:lastColumn="0" w:lastRow="0" w:noHBand="0" w:noVBand="1" w:val="04A0"/>
         <w:tblCellMar>
           <w:top w:w="20" w:type="dxa"/>
           <w:bottom w:w="20" w:type="dxa"/>
           <w:start w:w="60" w:type="dxa"/>
           <w:end w:w="60" w:type="dxa"/>
         </w:tblCellMar>
+        <w:tblLook w:firstColumn="1" w:firstRow="1" w:lastColumn="0" w:lastRow="0" w:noHBand="0" w:noVBand="1" w:val="04A0"/>
       </w:tblPr>
       <w:tblGrid>
         <w:gridCol w:w="1949"/>
@@ -11881,13 +11880,13 @@
         <w:tblW w:type="auto" w:w="0"/>
         <w:jc w:val="center"/>
         <w:tblLayout w:type="fixed"/>
-        <w:tblLook w:firstColumn="1" w:firstRow="1" w:lastColumn="0" w:lastRow="0" w:noHBand="0" w:noVBand="1" w:val="04A0"/>
         <w:tblCellMar>
           <w:top w:w="20" w:type="dxa"/>
           <w:bottom w:w="20" w:type="dxa"/>
           <w:start w:w="60" w:type="dxa"/>
           <w:end w:w="60" w:type="dxa"/>
         </w:tblCellMar>
+        <w:tblLook w:firstColumn="1" w:firstRow="1" w:lastColumn="0" w:lastRow="0" w:noHBand="0" w:noVBand="1" w:val="04A0"/>
       </w:tblPr>
       <w:tblGrid>
         <w:gridCol w:w="1949"/>
@@ -12549,13 +12548,13 @@
         <w:tblW w:type="auto" w:w="0"/>
         <w:jc w:val="center"/>
         <w:tblLayout w:type="fixed"/>
-        <w:tblLook w:firstColumn="1" w:firstRow="1" w:lastColumn="0" w:lastRow="0" w:noHBand="0" w:noVBand="1" w:val="04A0"/>
         <w:tblCellMar>
           <w:top w:w="20" w:type="dxa"/>
           <w:bottom w:w="20" w:type="dxa"/>
           <w:start w:w="60" w:type="dxa"/>
           <w:end w:w="60" w:type="dxa"/>
         </w:tblCellMar>
+        <w:tblLook w:firstColumn="1" w:firstRow="1" w:lastColumn="0" w:lastRow="0" w:noHBand="0" w:noVBand="1" w:val="04A0"/>
       </w:tblPr>
       <w:tblGrid>
         <w:gridCol w:w="2436"/>
@@ -13803,13 +13802,13 @@
         <w:tblW w:type="auto" w:w="0"/>
         <w:jc w:val="center"/>
         <w:tblLayout w:type="fixed"/>
-        <w:tblLook w:firstColumn="1" w:firstRow="1" w:lastColumn="0" w:lastRow="0" w:noHBand="0" w:noVBand="1" w:val="04A0"/>
         <w:tblCellMar>
           <w:top w:w="20" w:type="dxa"/>
           <w:bottom w:w="20" w:type="dxa"/>
           <w:start w:w="60" w:type="dxa"/>
           <w:end w:w="60" w:type="dxa"/>
         </w:tblCellMar>
+        <w:tblLook w:firstColumn="1" w:firstRow="1" w:lastColumn="0" w:lastRow="0" w:noHBand="0" w:noVBand="1" w:val="04A0"/>
       </w:tblPr>
       <w:tblGrid>
         <w:gridCol w:w="2436"/>
@@ -14607,13 +14606,13 @@
         <w:tblW w:type="auto" w:w="0"/>
         <w:jc w:val="center"/>
         <w:tblLayout w:type="fixed"/>
-        <w:tblLook w:firstColumn="1" w:firstRow="1" w:lastColumn="0" w:lastRow="0" w:noHBand="0" w:noVBand="1" w:val="04A0"/>
         <w:tblCellMar>
           <w:top w:w="20" w:type="dxa"/>
           <w:bottom w:w="20" w:type="dxa"/>
           <w:start w:w="60" w:type="dxa"/>
           <w:end w:w="60" w:type="dxa"/>
         </w:tblCellMar>
+        <w:tblLook w:firstColumn="1" w:firstRow="1" w:lastColumn="0" w:lastRow="0" w:noHBand="0" w:noVBand="1" w:val="04A0"/>
       </w:tblPr>
       <w:tblGrid>
         <w:gridCol w:w="2436"/>
@@ -16223,13 +16222,13 @@
         <w:tblW w:type="auto" w:w="0"/>
         <w:jc w:val="center"/>
         <w:tblLayout w:type="fixed"/>
-        <w:tblLook w:firstColumn="1" w:firstRow="1" w:lastColumn="0" w:lastRow="0" w:noHBand="0" w:noVBand="1" w:val="04A0"/>
         <w:tblCellMar>
           <w:top w:w="20" w:type="dxa"/>
           <w:bottom w:w="20" w:type="dxa"/>
           <w:start w:w="60" w:type="dxa"/>
           <w:end w:w="60" w:type="dxa"/>
         </w:tblCellMar>
+        <w:tblLook w:firstColumn="1" w:firstRow="1" w:lastColumn="0" w:lastRow="0" w:noHBand="0" w:noVBand="1" w:val="04A0"/>
       </w:tblPr>
       <w:tblGrid>
         <w:gridCol w:w="1949"/>
@@ -16988,13 +16987,13 @@
         <w:tblW w:type="auto" w:w="0"/>
         <w:jc w:val="center"/>
         <w:tblLayout w:type="fixed"/>
-        <w:tblLook w:firstColumn="1" w:firstRow="1" w:lastColumn="0" w:lastRow="0" w:noHBand="0" w:noVBand="1" w:val="04A0"/>
         <w:tblCellMar>
           <w:top w:w="20" w:type="dxa"/>
           <w:bottom w:w="20" w:type="dxa"/>
           <w:start w:w="60" w:type="dxa"/>
           <w:end w:w="60" w:type="dxa"/>
         </w:tblCellMar>
+        <w:tblLook w:firstColumn="1" w:firstRow="1" w:lastColumn="0" w:lastRow="0" w:noHBand="0" w:noVBand="1" w:val="04A0"/>
       </w:tblPr>
       <w:tblGrid>
         <w:gridCol w:w="1624"/>
@@ -17744,13 +17743,13 @@
         <w:tblW w:type="auto" w:w="0"/>
         <w:jc w:val="center"/>
         <w:tblLayout w:type="fixed"/>
-        <w:tblLook w:firstColumn="1" w:firstRow="1" w:lastColumn="0" w:lastRow="0" w:noHBand="0" w:noVBand="1" w:val="04A0"/>
         <w:tblCellMar>
           <w:top w:w="20" w:type="dxa"/>
           <w:bottom w:w="20" w:type="dxa"/>
           <w:start w:w="60" w:type="dxa"/>
           <w:end w:w="60" w:type="dxa"/>
         </w:tblCellMar>
+        <w:tblLook w:firstColumn="1" w:firstRow="1" w:lastColumn="0" w:lastRow="0" w:noHBand="0" w:noVBand="1" w:val="04A0"/>
       </w:tblPr>
       <w:tblGrid>
         <w:gridCol w:w="4873"/>
@@ -18135,13 +18134,13 @@
         <w:tblW w:type="auto" w:w="0"/>
         <w:jc w:val="center"/>
         <w:tblLayout w:type="fixed"/>
-        <w:tblLook w:firstColumn="1" w:firstRow="1" w:lastColumn="0" w:lastRow="0" w:noHBand="0" w:noVBand="1" w:val="04A0"/>
         <w:tblCellMar>
           <w:top w:w="20" w:type="dxa"/>
           <w:bottom w:w="20" w:type="dxa"/>
           <w:start w:w="60" w:type="dxa"/>
           <w:end w:w="60" w:type="dxa"/>
         </w:tblCellMar>
+        <w:tblLook w:firstColumn="1" w:firstRow="1" w:lastColumn="0" w:lastRow="0" w:noHBand="0" w:noVBand="1" w:val="04A0"/>
       </w:tblPr>
       <w:tblGrid>
         <w:gridCol w:w="3249"/>
@@ -18842,13 +18841,13 @@
         <w:tblW w:type="auto" w:w="0"/>
         <w:jc w:val="center"/>
         <w:tblLayout w:type="fixed"/>
-        <w:tblLook w:firstColumn="1" w:firstRow="1" w:lastColumn="0" w:lastRow="0" w:noHBand="0" w:noVBand="1" w:val="04A0"/>
         <w:tblCellMar>
           <w:top w:w="20" w:type="dxa"/>
           <w:bottom w:w="20" w:type="dxa"/>
           <w:start w:w="60" w:type="dxa"/>
           <w:end w:w="60" w:type="dxa"/>
         </w:tblCellMar>
+        <w:tblLook w:firstColumn="1" w:firstRow="1" w:lastColumn="0" w:lastRow="0" w:noHBand="0" w:noVBand="1" w:val="04A0"/>
       </w:tblPr>
       <w:tblGrid>
         <w:gridCol w:w="4873"/>
@@ -19296,7 +19295,11 @@
         <w:sz w:val="18"/>
       </w:rPr>
     </w:r>
-    <w:fldSimple w:instr="PAGE"/>
+    <w:fldSimple w:instr="PAGE">
+      <w:r>
+        <w:t>1</w:t>
+      </w:r>
+    </w:fldSimple>
   </w:p>
 </w:ftr>
 </file>
